--- a/Cours/6eme/SaintExupery/Chapitre_14_1/Documents/Chapitre 14 - Problèmes de valeurs inconnues (A trou).docx
+++ b/Cours/6eme/SaintExupery/Chapitre_14_1/Documents/Chapitre 14 - Problèmes de valeurs inconnues (A trou).docx
@@ -295,6 +295,9 @@
           <w:tab w:val="left" w:pos="5245"/>
           <w:tab w:val="left" w:pos="8364"/>
         </w:tabs>
+        <w:rPr>
+          <w:u w:val="dash"/>
+        </w:rPr>
       </w:pPr>
       <w:r>
         <w:t>On peut donc déterminer la masse d'une poire représentée par le symbole de poire dans ce calcul.</w:t>
@@ -331,6 +334,190 @@
     </w:p>
     <w:p>
       <w:pPr>
+        <w:tabs>
+          <w:tab w:val="left" w:pos="5245"/>
+          <w:tab w:val="left" w:pos="8364"/>
+        </w:tabs>
+      </w:pPr>
+      <w:r>
+        <w:t>Représentation en diagramme à barre :</w:t>
+      </w:r>
+    </w:p>
+    <w:tbl>
+      <w:tblPr>
+        <w:tblStyle w:val="Grilledutableau"/>
+        <w:tblW w:w="0" w:type="auto"/>
+        <w:tblBorders>
+          <w:top w:val="single" w:sz="18" w:space="0" w:color="auto"/>
+          <w:left w:val="single" w:sz="18" w:space="0" w:color="auto"/>
+          <w:bottom w:val="single" w:sz="18" w:space="0" w:color="auto"/>
+          <w:right w:val="single" w:sz="18" w:space="0" w:color="auto"/>
+        </w:tblBorders>
+        <w:tblLook w:val="04A0" w:firstRow="1" w:lastRow="0" w:firstColumn="1" w:lastColumn="0" w:noHBand="0" w:noVBand="1"/>
+      </w:tblPr>
+      <w:tblGrid>
+        <w:gridCol w:w="624"/>
+        <w:gridCol w:w="624"/>
+        <w:gridCol w:w="624"/>
+        <w:gridCol w:w="624"/>
+        <w:gridCol w:w="624"/>
+      </w:tblGrid>
+      <w:tr>
+        <w:trPr>
+          <w:trHeight w:val="397"/>
+        </w:trPr>
+        <w:tc>
+          <w:tcPr>
+            <w:tcW w:w="3120" w:type="dxa"/>
+            <w:gridSpan w:val="5"/>
+            <w:shd w:val="clear" w:color="auto" w:fill="FBD4B4" w:themeFill="accent6" w:themeFillTint="66"/>
+            <w:vAlign w:val="center"/>
+          </w:tcPr>
+          <w:p>
+            <w:pPr>
+              <w:tabs>
+                <w:tab w:val="left" w:pos="5245"/>
+                <w:tab w:val="left" w:pos="8364"/>
+              </w:tabs>
+              <w:jc w:val="center"/>
+            </w:pPr>
+            <w:r>
+              <w:t>600g</w:t>
+            </w:r>
+          </w:p>
+        </w:tc>
+      </w:tr>
+      <w:tr>
+        <w:trPr>
+          <w:trHeight w:val="397"/>
+        </w:trPr>
+        <w:tc>
+          <w:tcPr>
+            <w:tcW w:w="624" w:type="dxa"/>
+            <w:vAlign w:val="center"/>
+          </w:tcPr>
+          <w:p>
+            <w:pPr>
+              <w:tabs>
+                <w:tab w:val="left" w:pos="5245"/>
+                <w:tab w:val="left" w:pos="8364"/>
+              </w:tabs>
+              <w:jc w:val="center"/>
+            </w:pPr>
+            <w:r>
+              <w:rPr>
+                <w:rFonts w:ascii="Segoe UI Emoji" w:hAnsi="Segoe UI Emoji" w:cs="Segoe UI Emoji"/>
+                <w:sz w:val="28"/>
+                <w:szCs w:val="28"/>
+              </w:rPr>
+              <w:t>🍐</w:t>
+            </w:r>
+          </w:p>
+        </w:tc>
+        <w:tc>
+          <w:tcPr>
+            <w:tcW w:w="624" w:type="dxa"/>
+            <w:vAlign w:val="center"/>
+          </w:tcPr>
+          <w:p>
+            <w:pPr>
+              <w:tabs>
+                <w:tab w:val="left" w:pos="5245"/>
+                <w:tab w:val="left" w:pos="8364"/>
+              </w:tabs>
+              <w:jc w:val="center"/>
+            </w:pPr>
+            <w:r>
+              <w:rPr>
+                <w:rFonts w:ascii="Segoe UI Emoji" w:hAnsi="Segoe UI Emoji" w:cs="Segoe UI Emoji"/>
+                <w:sz w:val="28"/>
+                <w:szCs w:val="28"/>
+              </w:rPr>
+              <w:t>🍐</w:t>
+            </w:r>
+          </w:p>
+        </w:tc>
+        <w:tc>
+          <w:tcPr>
+            <w:tcW w:w="624" w:type="dxa"/>
+            <w:vAlign w:val="center"/>
+          </w:tcPr>
+          <w:p>
+            <w:pPr>
+              <w:tabs>
+                <w:tab w:val="left" w:pos="5245"/>
+                <w:tab w:val="left" w:pos="8364"/>
+              </w:tabs>
+              <w:jc w:val="center"/>
+            </w:pPr>
+            <w:r>
+              <w:rPr>
+                <w:rFonts w:ascii="Segoe UI Emoji" w:hAnsi="Segoe UI Emoji" w:cs="Segoe UI Emoji"/>
+                <w:sz w:val="28"/>
+                <w:szCs w:val="28"/>
+              </w:rPr>
+              <w:t>🍐</w:t>
+            </w:r>
+          </w:p>
+        </w:tc>
+        <w:tc>
+          <w:tcPr>
+            <w:tcW w:w="624" w:type="dxa"/>
+            <w:vAlign w:val="center"/>
+          </w:tcPr>
+          <w:p>
+            <w:pPr>
+              <w:tabs>
+                <w:tab w:val="left" w:pos="5245"/>
+                <w:tab w:val="left" w:pos="8364"/>
+              </w:tabs>
+              <w:jc w:val="center"/>
+            </w:pPr>
+            <w:r>
+              <w:rPr>
+                <w:rFonts w:ascii="Segoe UI Emoji" w:hAnsi="Segoe UI Emoji" w:cs="Segoe UI Emoji"/>
+                <w:sz w:val="28"/>
+                <w:szCs w:val="28"/>
+              </w:rPr>
+              <w:t>🍐</w:t>
+            </w:r>
+          </w:p>
+        </w:tc>
+        <w:tc>
+          <w:tcPr>
+            <w:tcW w:w="624" w:type="dxa"/>
+            <w:vAlign w:val="center"/>
+          </w:tcPr>
+          <w:p>
+            <w:pPr>
+              <w:tabs>
+                <w:tab w:val="left" w:pos="5245"/>
+                <w:tab w:val="left" w:pos="8364"/>
+              </w:tabs>
+              <w:jc w:val="center"/>
+            </w:pPr>
+            <w:r>
+              <w:rPr>
+                <w:rFonts w:ascii="Segoe UI Emoji" w:hAnsi="Segoe UI Emoji" w:cs="Segoe UI Emoji"/>
+                <w:sz w:val="28"/>
+                <w:szCs w:val="28"/>
+              </w:rPr>
+              <w:t>🍐</w:t>
+            </w:r>
+          </w:p>
+        </w:tc>
+      </w:tr>
+    </w:tbl>
+    <w:p>
+      <w:pPr>
+        <w:tabs>
+          <w:tab w:val="left" w:pos="5245"/>
+          <w:tab w:val="left" w:pos="8364"/>
+        </w:tabs>
+      </w:pPr>
+    </w:p>
+    <w:p>
+      <w:pPr>
         <w:pStyle w:val="Sous-titre"/>
       </w:pPr>
       <w:r>
@@ -495,9 +682,32 @@
         <w:tabs>
           <w:tab w:val="left" w:pos="5529"/>
         </w:tabs>
+        <w:spacing w:after="0" w:line="240" w:lineRule="auto"/>
+        <w:rPr>
+          <w:u w:val="dash"/>
+        </w:rPr>
+      </w:pPr>
+    </w:p>
+    <w:p>
+      <w:pPr>
+        <w:tabs>
+          <w:tab w:val="left" w:pos="5529"/>
+        </w:tabs>
+        <w:spacing w:after="0" w:line="240" w:lineRule="auto"/>
+        <w:rPr>
+          <w:u w:val="dash"/>
+        </w:rPr>
+      </w:pPr>
+    </w:p>
+    <w:p>
+      <w:pPr>
+        <w:tabs>
+          <w:tab w:val="left" w:pos="5529"/>
+        </w:tabs>
         <w:spacing w:line="240" w:lineRule="auto"/>
       </w:pPr>
       <w:r>
+        <w:lastRenderedPageBreak/>
         <w:t>Pour connaître la masse d'un carton et d'un baril, on peut effectuer les calculs suivants :</w:t>
       </w:r>
     </w:p>
@@ -570,7 +780,6 @@
           <w:sz w:val="28"/>
           <w:szCs w:val="28"/>
         </w:rPr>
-        <w:lastRenderedPageBreak/>
         <w:t>🛢</w:t>
       </w:r>
       <w:r>
